--- a/General/Ссылки.docx
+++ b/General/Ссылки.docx
@@ -26,19 +26,7 @@
           <w:rPr>
             <w:rStyle w:val="a4"/>
           </w:rPr>
-          <w:t>https://states-fanon.fandom.com/ru/wiki/%D0%9C%D0%B0%D0%B3%D0%BD%D0%B8%D1%82%D0%BE%D1%88%D0%B0%D1%</w:t>
-        </w:r>
-        <w:r>
-          <w:rPr>
-            <w:rStyle w:val="a4"/>
-          </w:rPr>
-          <w:t>8</w:t>
-        </w:r>
-        <w:r>
-          <w:rPr>
-            <w:rStyle w:val="a4"/>
-          </w:rPr>
-          <w:t>5%D1</w:t>
+          <w:t>https://states-fanon.fandom.com/ru/wiki/%D0%9C%D0%B0%D0%B3%D0%BD%D0%B8%D1%82%D0%BE%D1%88%D0%B0%D1%85%D1%82%D0%B8</w:t>
         </w:r>
         <w:r>
           <w:rPr>
@@ -50,7 +38,7 @@
           <w:rPr>
             <w:rStyle w:val="a4"/>
           </w:rPr>
-          <w:t>82%D0%B8%D0%BD%D1%81%D0%BA%D0%B0%D1%8F_%D0%BE%D0%B1%D0%BB%D0%B0%D1%81%D1%82%D1%8C</w:t>
+          <w:t>D0%BD%D1%81%D0%BA%D0%B0%D1%8F_%D0%BE%D0%B1%D0%BB%D0%B0%D1%81%D1%82%D1%8C</w:t>
         </w:r>
       </w:hyperlink>
     </w:p>
@@ -81,19 +69,19 @@
           <w:rPr>
             <w:rStyle w:val="a4"/>
           </w:rPr>
-          <w:t>https://magnitoshahtinskaya-oblast.fandom.com/ru/wiki/%D0%9C%D0%B0%D0%B3%D0%BD%D0%B8%D1%82%D0%BE%D1%88%D0%B0%D</w:t>
+          <w:t>https://magnitoshahtinskaya-oblast.fandom.com/ru/wiki/%D0%9C%D0%B0%D0%B3%D0%BD%D0%B8%D1%82%D0%BE%D1%88%D0%B0%D1%85%D1%82%D0%B8%D0%BD%D1%81%D0%BA</w:t>
         </w:r>
         <w:r>
           <w:rPr>
             <w:rStyle w:val="a4"/>
           </w:rPr>
-          <w:t>1</w:t>
+          <w:t>%</w:t>
         </w:r>
         <w:r>
           <w:rPr>
             <w:rStyle w:val="a4"/>
           </w:rPr>
-          <w:t>%85%D1%82%D0%B8%D0%BD%D1%81%D0%BA%D0%B0%D1%8F_%D0%BE%D0%B1%D0%BB%D0%B0%D1%81%D1%82%D1%8C_%D0%92%D0%B8%D0%BA%D0%B8</w:t>
+          <w:t>D0%B0%D1%8F_%D0%BE%D0%B1%D0%BB%D0%B0%D1%81%D1%82%D1%8C_%D0%92%D0%B8%D0%BA%D0%B8</w:t>
         </w:r>
       </w:hyperlink>
     </w:p>
@@ -111,47 +99,21 @@
       </w:r>
       <w:proofErr w:type="spellEnd"/>
       <w:r>
-        <w:rPr>
-          <w:lang w:val="en-US"/>
-        </w:rPr>
         <w:t>-</w:t>
       </w:r>
       <w:r>
         <w:t xml:space="preserve">канал </w:t>
       </w:r>
       <w:r>
-        <w:rPr>
-          <w:lang w:val="en-US"/>
-        </w:rPr>
         <w:t>“</w:t>
       </w:r>
       <w:proofErr w:type="spellStart"/>
       <w:r>
-        <w:rPr>
-          <w:lang w:val="en-US"/>
-        </w:rPr>
         <w:t>Магнитошахтинская</w:t>
       </w:r>
       <w:proofErr w:type="spellEnd"/>
       <w:r>
-        <w:rPr>
-          <w:lang w:val="en-US"/>
-        </w:rPr>
-        <w:t xml:space="preserve"> </w:t>
-      </w:r>
-      <w:proofErr w:type="spellStart"/>
-      <w:r>
-        <w:rPr>
-          <w:lang w:val="en-US"/>
-        </w:rPr>
-        <w:t>область</w:t>
-      </w:r>
-      <w:proofErr w:type="spellEnd"/>
-      <w:r>
-        <w:rPr>
-          <w:lang w:val="en-US"/>
-        </w:rPr>
-        <w:t>”</w:t>
+        <w:t xml:space="preserve"> область”</w:t>
       </w:r>
       <w:r>
         <w:t xml:space="preserve">. </w:t>
@@ -161,19 +123,7 @@
           <w:rPr>
             <w:rStyle w:val="a4"/>
           </w:rPr>
-          <w:t>https://www.youtube.com/@Magnitos</w:t>
-        </w:r>
-        <w:r>
-          <w:rPr>
-            <w:rStyle w:val="a4"/>
-          </w:rPr>
-          <w:t>h</w:t>
-        </w:r>
-        <w:r>
-          <w:rPr>
-            <w:rStyle w:val="a4"/>
-          </w:rPr>
-          <w:t>akhtinskaia_oblast</w:t>
+          <w:t>https://www.youtube.com/@Magnitoshakhtinskaia_oblast</w:t>
         </w:r>
       </w:hyperlink>
     </w:p>
